--- a/testakten/anwaltschaft-dienstleister-datenzugang-dortmund/04_av_anlage_2024_v11.docx
+++ b/testakten/anwaltschaft-dienstleister-datenzugang-dortmund/04_av_anlage_2024_v11.docx
@@ -63,10 +63,22 @@
     <w:p>
       <w:pPr>
         <w:pStyle w:val="Heading1"/>
+        <w:keepNext/>
+        <w:spacing w:after="0"/>
       </w:pPr>
       <w:r>
         <w:t>1. Umfang</w:t>
       </w:r>
+    </w:p>
+    <w:p>
+      <w:pPr>
+        <w:keepNext/>
+        <w:spacing w:before="0" w:after="0" w:line="220" w:lineRule="exact"/>
+        <w:rPr>
+          <w:sz w:val="22"/>
+          <w:szCs w:val="22"/>
+        </w:rPr>
+      </w:pPr>
     </w:p>
     <w:p>
       <w:r>
@@ -76,10 +88,22 @@
     <w:p>
       <w:pPr>
         <w:pStyle w:val="Heading1"/>
+        <w:keepNext/>
+        <w:spacing w:after="0"/>
       </w:pPr>
       <w:r>
         <w:t>2. Zugriff und Weisungen</w:t>
       </w:r>
+    </w:p>
+    <w:p>
+      <w:pPr>
+        <w:keepNext/>
+        <w:spacing w:before="0" w:after="0" w:line="220" w:lineRule="exact"/>
+        <w:rPr>
+          <w:sz w:val="22"/>
+          <w:szCs w:val="22"/>
+        </w:rPr>
+      </w:pPr>
     </w:p>
     <w:p>
       <w:r>
@@ -89,10 +113,22 @@
     <w:p>
       <w:pPr>
         <w:pStyle w:val="Heading1"/>
+        <w:keepNext/>
+        <w:spacing w:after="0"/>
       </w:pPr>
       <w:r>
         <w:t>3. Unterauftrag und Standort</w:t>
       </w:r>
+    </w:p>
+    <w:p>
+      <w:pPr>
+        <w:keepNext/>
+        <w:spacing w:before="0" w:after="0" w:line="220" w:lineRule="exact"/>
+        <w:rPr>
+          <w:sz w:val="22"/>
+          <w:szCs w:val="22"/>
+        </w:rPr>
+      </w:pPr>
     </w:p>
     <w:p>
       <w:r>
@@ -102,10 +138,22 @@
     <w:p>
       <w:pPr>
         <w:pStyle w:val="Heading1"/>
+        <w:keepNext/>
+        <w:spacing w:after="0"/>
       </w:pPr>
       <w:r>
         <w:t>4. Anfragen und Vorfälle</w:t>
       </w:r>
+    </w:p>
+    <w:p>
+      <w:pPr>
+        <w:keepNext/>
+        <w:spacing w:before="0" w:after="0" w:line="220" w:lineRule="exact"/>
+        <w:rPr>
+          <w:sz w:val="22"/>
+          <w:szCs w:val="22"/>
+        </w:rPr>
+      </w:pPr>
     </w:p>
     <w:p>
       <w:r>
@@ -115,10 +163,22 @@
     <w:p>
       <w:pPr>
         <w:pStyle w:val="Heading1"/>
+        <w:keepNext/>
+        <w:spacing w:after="0"/>
       </w:pPr>
       <w:r>
         <w:t>5. Rückgabe und Sicherungen</w:t>
       </w:r>
+    </w:p>
+    <w:p>
+      <w:pPr>
+        <w:keepNext/>
+        <w:spacing w:before="0" w:after="0" w:line="220" w:lineRule="exact"/>
+        <w:rPr>
+          <w:sz w:val="22"/>
+          <w:szCs w:val="22"/>
+        </w:rPr>
+      </w:pPr>
     </w:p>
     <w:p>
       <w:r>
@@ -585,7 +645,7 @@
     <w:pPr>
       <w:keepNext/>
       <w:keepLines/>
-      <w:spacing w:before="180" w:after="140"/>
+      <w:spacing w:before="180" w:after="0"/>
       <w:outlineLvl w:val="0"/>
     </w:pPr>
     <w:rPr>
@@ -609,7 +669,7 @@
     <w:pPr>
       <w:keepNext/>
       <w:keepLines/>
-      <w:spacing w:before="180" w:after="140"/>
+      <w:spacing w:before="180" w:after="0"/>
       <w:outlineLvl w:val="1"/>
     </w:pPr>
     <w:rPr>
